--- a/Practical 2/Practical 2.docx
+++ b/Practical 2/Practical 2.docx
@@ -2496,10 +2496,10 @@
           <w:lang w:val="en-IN" w:eastAsia="en-IN" w:bidi="te-IN"/>
         </w:rPr>
         <w:drawing>
-          <wp:inline distT="0" distB="0" distL="0" distR="0" wp14:anchorId="6CC76482" wp14:editId="54CC55FE">
-            <wp:extent cx="2527300" cy="3369734"/>
-            <wp:effectExtent l="0" t="0" r="6350" b="2540"/>
-            <wp:docPr id="646706997" name="Picture 6"/>
+          <wp:inline distT="0" distB="0" distL="0" distR="0" wp14:anchorId="1882AC06" wp14:editId="17AC28D5">
+            <wp:extent cx="2616200" cy="3996598"/>
+            <wp:effectExtent l="0" t="0" r="0" b="4445"/>
+            <wp:docPr id="350888029" name="Picture 2"/>
             <wp:cNvGraphicFramePr>
               <a:graphicFrameLocks xmlns:a="http://schemas.openxmlformats.org/drawingml/2006/main" noChangeAspect="1"/>
             </wp:cNvGraphicFramePr>
@@ -2507,7 +2507,7 @@
               <a:graphicData uri="http://schemas.openxmlformats.org/drawingml/2006/picture">
                 <pic:pic xmlns:pic="http://schemas.openxmlformats.org/drawingml/2006/picture">
                   <pic:nvPicPr>
-                    <pic:cNvPr id="0" name="Picture 17"/>
+                    <pic:cNvPr id="0" name="Picture 1"/>
                     <pic:cNvPicPr>
                       <a:picLocks noChangeAspect="1" noChangeArrowheads="1"/>
                     </pic:cNvPicPr>
@@ -2528,7 +2528,7 @@
                   <pic:spPr bwMode="auto">
                     <a:xfrm>
                       <a:off x="0" y="0"/>
-                      <a:ext cx="2528916" cy="3371888"/>
+                      <a:ext cx="2624447" cy="4009197"/>
                     </a:xfrm>
                     <a:prstGeom prst="rect">
                       <a:avLst/>
@@ -2544,36 +2544,6 @@
           </wp:inline>
         </w:drawing>
       </w:r>
-    </w:p>
-    <w:p>
-      <w:pPr>
-        <w:widowControl/>
-        <w:autoSpaceDE/>
-        <w:autoSpaceDN/>
-        <w:rPr>
-          <w:rFonts w:ascii="Times New Roman" w:eastAsia="Times New Roman" w:hAnsi="Times New Roman" w:cs="Times New Roman"/>
-          <w:b/>
-          <w:bCs/>
-          <w:sz w:val="24"/>
-          <w:szCs w:val="24"/>
-          <w:lang w:val="en-IN" w:eastAsia="en-IN" w:bidi="te-IN"/>
-        </w:rPr>
-      </w:pPr>
-    </w:p>
-    <w:p>
-      <w:pPr>
-        <w:widowControl/>
-        <w:autoSpaceDE/>
-        <w:autoSpaceDN/>
-        <w:rPr>
-          <w:rFonts w:ascii="Times New Roman" w:eastAsia="Times New Roman" w:hAnsi="Times New Roman" w:cs="Times New Roman"/>
-          <w:b/>
-          <w:bCs/>
-          <w:sz w:val="24"/>
-          <w:szCs w:val="24"/>
-          <w:lang w:val="en-IN" w:eastAsia="en-IN" w:bidi="te-IN"/>
-        </w:rPr>
-      </w:pPr>
     </w:p>
     <w:p>
       <w:pPr>
@@ -4266,6 +4236,7 @@
   <w:style w:type="character" w:default="1" w:styleId="DefaultParagraphFont">
     <w:name w:val="Default Paragraph Font"/>
     <w:uiPriority w:val="1"/>
+    <w:semiHidden/>
     <w:unhideWhenUsed/>
   </w:style>
   <w:style w:type="table" w:default="1" w:styleId="TableNormal">

--- a/Practical 2/Practical 2.docx
+++ b/Practical 2/Practical 2.docx
@@ -641,30 +641,130 @@
           <w:szCs w:val="24"/>
           <w:lang w:val="en-IN" w:eastAsia="en-IN" w:bidi="te-IN"/>
         </w:rPr>
-        <w:t>int linear(int array[], int s, int t) {</w:t>
-      </w:r>
-    </w:p>
-    <w:p>
-      <w:pPr>
-        <w:widowControl/>
-        <w:autoSpaceDE/>
-        <w:autoSpaceDN/>
-        <w:jc w:val="both"/>
-        <w:rPr>
-          <w:rFonts w:ascii="Times New Roman" w:eastAsia="Times New Roman" w:hAnsi="Times New Roman" w:cs="Times New Roman"/>
-          <w:sz w:val="24"/>
-          <w:szCs w:val="24"/>
-          <w:lang w:val="en-IN" w:eastAsia="en-IN" w:bidi="te-IN"/>
-        </w:rPr>
-      </w:pPr>
-      <w:r>
-        <w:rPr>
-          <w:rFonts w:ascii="Times New Roman" w:eastAsia="Times New Roman" w:hAnsi="Times New Roman" w:cs="Times New Roman"/>
-          <w:sz w:val="24"/>
-          <w:szCs w:val="24"/>
-          <w:lang w:val="en-IN" w:eastAsia="en-IN" w:bidi="te-IN"/>
-        </w:rPr>
-        <w:t xml:space="preserve">    for (int i = 0; i &lt; s; i++) {</w:t>
+        <w:t xml:space="preserve">int </w:t>
+      </w:r>
+      <w:proofErr w:type="gramStart"/>
+      <w:r>
+        <w:rPr>
+          <w:rFonts w:ascii="Times New Roman" w:eastAsia="Times New Roman" w:hAnsi="Times New Roman" w:cs="Times New Roman"/>
+          <w:sz w:val="24"/>
+          <w:szCs w:val="24"/>
+          <w:lang w:val="en-IN" w:eastAsia="en-IN" w:bidi="te-IN"/>
+        </w:rPr>
+        <w:t>linear(</w:t>
+      </w:r>
+      <w:proofErr w:type="gramEnd"/>
+      <w:r>
+        <w:rPr>
+          <w:rFonts w:ascii="Times New Roman" w:eastAsia="Times New Roman" w:hAnsi="Times New Roman" w:cs="Times New Roman"/>
+          <w:sz w:val="24"/>
+          <w:szCs w:val="24"/>
+          <w:lang w:val="en-IN" w:eastAsia="en-IN" w:bidi="te-IN"/>
+        </w:rPr>
+        <w:t xml:space="preserve">int </w:t>
+      </w:r>
+      <w:proofErr w:type="gramStart"/>
+      <w:r>
+        <w:rPr>
+          <w:rFonts w:ascii="Times New Roman" w:eastAsia="Times New Roman" w:hAnsi="Times New Roman" w:cs="Times New Roman"/>
+          <w:sz w:val="24"/>
+          <w:szCs w:val="24"/>
+          <w:lang w:val="en-IN" w:eastAsia="en-IN" w:bidi="te-IN"/>
+        </w:rPr>
+        <w:t>array[</w:t>
+      </w:r>
+      <w:proofErr w:type="gramEnd"/>
+      <w:r>
+        <w:rPr>
+          <w:rFonts w:ascii="Times New Roman" w:eastAsia="Times New Roman" w:hAnsi="Times New Roman" w:cs="Times New Roman"/>
+          <w:sz w:val="24"/>
+          <w:szCs w:val="24"/>
+          <w:lang w:val="en-IN" w:eastAsia="en-IN" w:bidi="te-IN"/>
+        </w:rPr>
+        <w:t>], int s, int t) {</w:t>
+      </w:r>
+    </w:p>
+    <w:p>
+      <w:pPr>
+        <w:widowControl/>
+        <w:autoSpaceDE/>
+        <w:autoSpaceDN/>
+        <w:jc w:val="both"/>
+        <w:rPr>
+          <w:rFonts w:ascii="Times New Roman" w:eastAsia="Times New Roman" w:hAnsi="Times New Roman" w:cs="Times New Roman"/>
+          <w:sz w:val="24"/>
+          <w:szCs w:val="24"/>
+          <w:lang w:val="en-IN" w:eastAsia="en-IN" w:bidi="te-IN"/>
+        </w:rPr>
+      </w:pPr>
+      <w:r>
+        <w:rPr>
+          <w:rFonts w:ascii="Times New Roman" w:eastAsia="Times New Roman" w:hAnsi="Times New Roman" w:cs="Times New Roman"/>
+          <w:sz w:val="24"/>
+          <w:szCs w:val="24"/>
+          <w:lang w:val="en-IN" w:eastAsia="en-IN" w:bidi="te-IN"/>
+        </w:rPr>
+        <w:t xml:space="preserve">    for (int </w:t>
+      </w:r>
+      <w:proofErr w:type="spellStart"/>
+      <w:r>
+        <w:rPr>
+          <w:rFonts w:ascii="Times New Roman" w:eastAsia="Times New Roman" w:hAnsi="Times New Roman" w:cs="Times New Roman"/>
+          <w:sz w:val="24"/>
+          <w:szCs w:val="24"/>
+          <w:lang w:val="en-IN" w:eastAsia="en-IN" w:bidi="te-IN"/>
+        </w:rPr>
+        <w:t>i</w:t>
+      </w:r>
+      <w:proofErr w:type="spellEnd"/>
+      <w:r>
+        <w:rPr>
+          <w:rFonts w:ascii="Times New Roman" w:eastAsia="Times New Roman" w:hAnsi="Times New Roman" w:cs="Times New Roman"/>
+          <w:sz w:val="24"/>
+          <w:szCs w:val="24"/>
+          <w:lang w:val="en-IN" w:eastAsia="en-IN" w:bidi="te-IN"/>
+        </w:rPr>
+        <w:t xml:space="preserve"> = 0; </w:t>
+      </w:r>
+      <w:proofErr w:type="spellStart"/>
+      <w:r>
+        <w:rPr>
+          <w:rFonts w:ascii="Times New Roman" w:eastAsia="Times New Roman" w:hAnsi="Times New Roman" w:cs="Times New Roman"/>
+          <w:sz w:val="24"/>
+          <w:szCs w:val="24"/>
+          <w:lang w:val="en-IN" w:eastAsia="en-IN" w:bidi="te-IN"/>
+        </w:rPr>
+        <w:t>i</w:t>
+      </w:r>
+      <w:proofErr w:type="spellEnd"/>
+      <w:r>
+        <w:rPr>
+          <w:rFonts w:ascii="Times New Roman" w:eastAsia="Times New Roman" w:hAnsi="Times New Roman" w:cs="Times New Roman"/>
+          <w:sz w:val="24"/>
+          <w:szCs w:val="24"/>
+          <w:lang w:val="en-IN" w:eastAsia="en-IN" w:bidi="te-IN"/>
+        </w:rPr>
+        <w:t xml:space="preserve"> &lt; s; </w:t>
+      </w:r>
+      <w:proofErr w:type="spellStart"/>
+      <w:r>
+        <w:rPr>
+          <w:rFonts w:ascii="Times New Roman" w:eastAsia="Times New Roman" w:hAnsi="Times New Roman" w:cs="Times New Roman"/>
+          <w:sz w:val="24"/>
+          <w:szCs w:val="24"/>
+          <w:lang w:val="en-IN" w:eastAsia="en-IN" w:bidi="te-IN"/>
+        </w:rPr>
+        <w:t>i</w:t>
+      </w:r>
+      <w:proofErr w:type="spellEnd"/>
+      <w:r>
+        <w:rPr>
+          <w:rFonts w:ascii="Times New Roman" w:eastAsia="Times New Roman" w:hAnsi="Times New Roman" w:cs="Times New Roman"/>
+          <w:sz w:val="24"/>
+          <w:szCs w:val="24"/>
+          <w:lang w:val="en-IN" w:eastAsia="en-IN" w:bidi="te-IN"/>
+        </w:rPr>
+        <w:t>++) {</w:t>
       </w:r>
     </w:p>
     <w:p>
@@ -688,30 +788,70 @@
           <w:lang w:val="en-IN" w:eastAsia="en-IN" w:bidi="te-IN"/>
         </w:rPr>
         <w:lastRenderedPageBreak/>
-        <w:t xml:space="preserve">        if (array[i] == t) {</w:t>
-      </w:r>
-    </w:p>
-    <w:p>
-      <w:pPr>
-        <w:widowControl/>
-        <w:autoSpaceDE/>
-        <w:autoSpaceDN/>
-        <w:jc w:val="both"/>
-        <w:rPr>
-          <w:rFonts w:ascii="Times New Roman" w:eastAsia="Times New Roman" w:hAnsi="Times New Roman" w:cs="Times New Roman"/>
-          <w:sz w:val="24"/>
-          <w:szCs w:val="24"/>
-          <w:lang w:val="en-IN" w:eastAsia="en-IN" w:bidi="te-IN"/>
-        </w:rPr>
-      </w:pPr>
-      <w:r>
-        <w:rPr>
-          <w:rFonts w:ascii="Times New Roman" w:eastAsia="Times New Roman" w:hAnsi="Times New Roman" w:cs="Times New Roman"/>
-          <w:sz w:val="24"/>
-          <w:szCs w:val="24"/>
-          <w:lang w:val="en-IN" w:eastAsia="en-IN" w:bidi="te-IN"/>
-        </w:rPr>
-        <w:t xml:space="preserve">            return i;</w:t>
+        <w:t xml:space="preserve">        if (array[</w:t>
+      </w:r>
+      <w:proofErr w:type="spellStart"/>
+      <w:r>
+        <w:rPr>
+          <w:rFonts w:ascii="Times New Roman" w:eastAsia="Times New Roman" w:hAnsi="Times New Roman" w:cs="Times New Roman"/>
+          <w:sz w:val="24"/>
+          <w:szCs w:val="24"/>
+          <w:lang w:val="en-IN" w:eastAsia="en-IN" w:bidi="te-IN"/>
+        </w:rPr>
+        <w:t>i</w:t>
+      </w:r>
+      <w:proofErr w:type="spellEnd"/>
+      <w:r>
+        <w:rPr>
+          <w:rFonts w:ascii="Times New Roman" w:eastAsia="Times New Roman" w:hAnsi="Times New Roman" w:cs="Times New Roman"/>
+          <w:sz w:val="24"/>
+          <w:szCs w:val="24"/>
+          <w:lang w:val="en-IN" w:eastAsia="en-IN" w:bidi="te-IN"/>
+        </w:rPr>
+        <w:t>] == t) {</w:t>
+      </w:r>
+    </w:p>
+    <w:p>
+      <w:pPr>
+        <w:widowControl/>
+        <w:autoSpaceDE/>
+        <w:autoSpaceDN/>
+        <w:jc w:val="both"/>
+        <w:rPr>
+          <w:rFonts w:ascii="Times New Roman" w:eastAsia="Times New Roman" w:hAnsi="Times New Roman" w:cs="Times New Roman"/>
+          <w:sz w:val="24"/>
+          <w:szCs w:val="24"/>
+          <w:lang w:val="en-IN" w:eastAsia="en-IN" w:bidi="te-IN"/>
+        </w:rPr>
+      </w:pPr>
+      <w:r>
+        <w:rPr>
+          <w:rFonts w:ascii="Times New Roman" w:eastAsia="Times New Roman" w:hAnsi="Times New Roman" w:cs="Times New Roman"/>
+          <w:sz w:val="24"/>
+          <w:szCs w:val="24"/>
+          <w:lang w:val="en-IN" w:eastAsia="en-IN" w:bidi="te-IN"/>
+        </w:rPr>
+        <w:t xml:space="preserve">            return </w:t>
+      </w:r>
+      <w:proofErr w:type="spellStart"/>
+      <w:r>
+        <w:rPr>
+          <w:rFonts w:ascii="Times New Roman" w:eastAsia="Times New Roman" w:hAnsi="Times New Roman" w:cs="Times New Roman"/>
+          <w:sz w:val="24"/>
+          <w:szCs w:val="24"/>
+          <w:lang w:val="en-IN" w:eastAsia="en-IN" w:bidi="te-IN"/>
+        </w:rPr>
+        <w:t>i</w:t>
+      </w:r>
+      <w:proofErr w:type="spellEnd"/>
+      <w:r>
+        <w:rPr>
+          <w:rFonts w:ascii="Times New Roman" w:eastAsia="Times New Roman" w:hAnsi="Times New Roman" w:cs="Times New Roman"/>
+          <w:sz w:val="24"/>
+          <w:szCs w:val="24"/>
+          <w:lang w:val="en-IN" w:eastAsia="en-IN" w:bidi="te-IN"/>
+        </w:rPr>
+        <w:t>;</w:t>
       </w:r>
     </w:p>
     <w:p>
@@ -863,7 +1003,47 @@
           <w:szCs w:val="24"/>
           <w:lang w:val="en-IN" w:eastAsia="en-IN" w:bidi="te-IN"/>
         </w:rPr>
-        <w:t>int binary(int array[], int s, int t) {</w:t>
+        <w:t xml:space="preserve">int </w:t>
+      </w:r>
+      <w:proofErr w:type="gramStart"/>
+      <w:r>
+        <w:rPr>
+          <w:rFonts w:ascii="Times New Roman" w:eastAsia="Times New Roman" w:hAnsi="Times New Roman" w:cs="Times New Roman"/>
+          <w:sz w:val="24"/>
+          <w:szCs w:val="24"/>
+          <w:lang w:val="en-IN" w:eastAsia="en-IN" w:bidi="te-IN"/>
+        </w:rPr>
+        <w:t>binary(</w:t>
+      </w:r>
+      <w:proofErr w:type="gramEnd"/>
+      <w:r>
+        <w:rPr>
+          <w:rFonts w:ascii="Times New Roman" w:eastAsia="Times New Roman" w:hAnsi="Times New Roman" w:cs="Times New Roman"/>
+          <w:sz w:val="24"/>
+          <w:szCs w:val="24"/>
+          <w:lang w:val="en-IN" w:eastAsia="en-IN" w:bidi="te-IN"/>
+        </w:rPr>
+        <w:t xml:space="preserve">int </w:t>
+      </w:r>
+      <w:proofErr w:type="gramStart"/>
+      <w:r>
+        <w:rPr>
+          <w:rFonts w:ascii="Times New Roman" w:eastAsia="Times New Roman" w:hAnsi="Times New Roman" w:cs="Times New Roman"/>
+          <w:sz w:val="24"/>
+          <w:szCs w:val="24"/>
+          <w:lang w:val="en-IN" w:eastAsia="en-IN" w:bidi="te-IN"/>
+        </w:rPr>
+        <w:t>array[</w:t>
+      </w:r>
+      <w:proofErr w:type="gramEnd"/>
+      <w:r>
+        <w:rPr>
+          <w:rFonts w:ascii="Times New Roman" w:eastAsia="Times New Roman" w:hAnsi="Times New Roman" w:cs="Times New Roman"/>
+          <w:sz w:val="24"/>
+          <w:szCs w:val="24"/>
+          <w:lang w:val="en-IN" w:eastAsia="en-IN" w:bidi="te-IN"/>
+        </w:rPr>
+        <w:t>], int s, int t) {</w:t>
       </w:r>
     </w:p>
     <w:p>
@@ -1333,90 +1513,250 @@
           <w:szCs w:val="24"/>
           <w:lang w:val="en-IN" w:eastAsia="en-IN" w:bidi="te-IN"/>
         </w:rPr>
-        <w:t>void display(int array[], int n) {</w:t>
-      </w:r>
-    </w:p>
-    <w:p>
-      <w:pPr>
-        <w:widowControl/>
-        <w:autoSpaceDE/>
-        <w:autoSpaceDN/>
-        <w:jc w:val="both"/>
-        <w:rPr>
-          <w:rFonts w:ascii="Times New Roman" w:eastAsia="Times New Roman" w:hAnsi="Times New Roman" w:cs="Times New Roman"/>
-          <w:sz w:val="24"/>
-          <w:szCs w:val="24"/>
-          <w:lang w:val="en-IN" w:eastAsia="en-IN" w:bidi="te-IN"/>
-        </w:rPr>
-      </w:pPr>
-      <w:r>
-        <w:rPr>
-          <w:rFonts w:ascii="Times New Roman" w:eastAsia="Times New Roman" w:hAnsi="Times New Roman" w:cs="Times New Roman"/>
-          <w:sz w:val="24"/>
-          <w:szCs w:val="24"/>
-          <w:lang w:val="en-IN" w:eastAsia="en-IN" w:bidi="te-IN"/>
-        </w:rPr>
-        <w:t xml:space="preserve">    cout &lt;&lt; "Array is:\n";</w:t>
-      </w:r>
-    </w:p>
-    <w:p>
-      <w:pPr>
-        <w:widowControl/>
-        <w:autoSpaceDE/>
-        <w:autoSpaceDN/>
-        <w:jc w:val="both"/>
-        <w:rPr>
-          <w:rFonts w:ascii="Times New Roman" w:eastAsia="Times New Roman" w:hAnsi="Times New Roman" w:cs="Times New Roman"/>
-          <w:sz w:val="24"/>
-          <w:szCs w:val="24"/>
-          <w:lang w:val="en-IN" w:eastAsia="en-IN" w:bidi="te-IN"/>
-        </w:rPr>
-      </w:pPr>
-    </w:p>
-    <w:p>
-      <w:pPr>
-        <w:widowControl/>
-        <w:autoSpaceDE/>
-        <w:autoSpaceDN/>
-        <w:jc w:val="both"/>
-        <w:rPr>
-          <w:rFonts w:ascii="Times New Roman" w:eastAsia="Times New Roman" w:hAnsi="Times New Roman" w:cs="Times New Roman"/>
-          <w:sz w:val="24"/>
-          <w:szCs w:val="24"/>
-          <w:lang w:val="en-IN" w:eastAsia="en-IN" w:bidi="te-IN"/>
-        </w:rPr>
-      </w:pPr>
-      <w:r>
-        <w:rPr>
-          <w:rFonts w:ascii="Times New Roman" w:eastAsia="Times New Roman" w:hAnsi="Times New Roman" w:cs="Times New Roman"/>
-          <w:sz w:val="24"/>
-          <w:szCs w:val="24"/>
-          <w:lang w:val="en-IN" w:eastAsia="en-IN" w:bidi="te-IN"/>
-        </w:rPr>
-        <w:t xml:space="preserve">    for (int i = 0; i &lt; n; i++) {</w:t>
-      </w:r>
-    </w:p>
-    <w:p>
-      <w:pPr>
-        <w:widowControl/>
-        <w:autoSpaceDE/>
-        <w:autoSpaceDN/>
-        <w:jc w:val="both"/>
-        <w:rPr>
-          <w:rFonts w:ascii="Times New Roman" w:eastAsia="Times New Roman" w:hAnsi="Times New Roman" w:cs="Times New Roman"/>
-          <w:sz w:val="24"/>
-          <w:szCs w:val="24"/>
-          <w:lang w:val="en-IN" w:eastAsia="en-IN" w:bidi="te-IN"/>
-        </w:rPr>
-      </w:pPr>
-      <w:r>
-        <w:rPr>
-          <w:rFonts w:ascii="Times New Roman" w:eastAsia="Times New Roman" w:hAnsi="Times New Roman" w:cs="Times New Roman"/>
-          <w:sz w:val="24"/>
-          <w:szCs w:val="24"/>
-          <w:lang w:val="en-IN" w:eastAsia="en-IN" w:bidi="te-IN"/>
-        </w:rPr>
-        <w:t xml:space="preserve">        cout &lt;&lt; array[i] &lt;&lt; " ";</w:t>
+        <w:t xml:space="preserve">void </w:t>
+      </w:r>
+      <w:proofErr w:type="gramStart"/>
+      <w:r>
+        <w:rPr>
+          <w:rFonts w:ascii="Times New Roman" w:eastAsia="Times New Roman" w:hAnsi="Times New Roman" w:cs="Times New Roman"/>
+          <w:sz w:val="24"/>
+          <w:szCs w:val="24"/>
+          <w:lang w:val="en-IN" w:eastAsia="en-IN" w:bidi="te-IN"/>
+        </w:rPr>
+        <w:t>display(</w:t>
+      </w:r>
+      <w:proofErr w:type="gramEnd"/>
+      <w:r>
+        <w:rPr>
+          <w:rFonts w:ascii="Times New Roman" w:eastAsia="Times New Roman" w:hAnsi="Times New Roman" w:cs="Times New Roman"/>
+          <w:sz w:val="24"/>
+          <w:szCs w:val="24"/>
+          <w:lang w:val="en-IN" w:eastAsia="en-IN" w:bidi="te-IN"/>
+        </w:rPr>
+        <w:t xml:space="preserve">int </w:t>
+      </w:r>
+      <w:proofErr w:type="gramStart"/>
+      <w:r>
+        <w:rPr>
+          <w:rFonts w:ascii="Times New Roman" w:eastAsia="Times New Roman" w:hAnsi="Times New Roman" w:cs="Times New Roman"/>
+          <w:sz w:val="24"/>
+          <w:szCs w:val="24"/>
+          <w:lang w:val="en-IN" w:eastAsia="en-IN" w:bidi="te-IN"/>
+        </w:rPr>
+        <w:t>array[</w:t>
+      </w:r>
+      <w:proofErr w:type="gramEnd"/>
+      <w:r>
+        <w:rPr>
+          <w:rFonts w:ascii="Times New Roman" w:eastAsia="Times New Roman" w:hAnsi="Times New Roman" w:cs="Times New Roman"/>
+          <w:sz w:val="24"/>
+          <w:szCs w:val="24"/>
+          <w:lang w:val="en-IN" w:eastAsia="en-IN" w:bidi="te-IN"/>
+        </w:rPr>
+        <w:t>], int n) {</w:t>
+      </w:r>
+    </w:p>
+    <w:p>
+      <w:pPr>
+        <w:widowControl/>
+        <w:autoSpaceDE/>
+        <w:autoSpaceDN/>
+        <w:jc w:val="both"/>
+        <w:rPr>
+          <w:rFonts w:ascii="Times New Roman" w:eastAsia="Times New Roman" w:hAnsi="Times New Roman" w:cs="Times New Roman"/>
+          <w:sz w:val="24"/>
+          <w:szCs w:val="24"/>
+          <w:lang w:val="en-IN" w:eastAsia="en-IN" w:bidi="te-IN"/>
+        </w:rPr>
+      </w:pPr>
+      <w:r>
+        <w:rPr>
+          <w:rFonts w:ascii="Times New Roman" w:eastAsia="Times New Roman" w:hAnsi="Times New Roman" w:cs="Times New Roman"/>
+          <w:sz w:val="24"/>
+          <w:szCs w:val="24"/>
+          <w:lang w:val="en-IN" w:eastAsia="en-IN" w:bidi="te-IN"/>
+        </w:rPr>
+        <w:t xml:space="preserve">    </w:t>
+      </w:r>
+      <w:proofErr w:type="spellStart"/>
+      <w:r>
+        <w:rPr>
+          <w:rFonts w:ascii="Times New Roman" w:eastAsia="Times New Roman" w:hAnsi="Times New Roman" w:cs="Times New Roman"/>
+          <w:sz w:val="24"/>
+          <w:szCs w:val="24"/>
+          <w:lang w:val="en-IN" w:eastAsia="en-IN" w:bidi="te-IN"/>
+        </w:rPr>
+        <w:t>cout</w:t>
+      </w:r>
+      <w:proofErr w:type="spellEnd"/>
+      <w:r>
+        <w:rPr>
+          <w:rFonts w:ascii="Times New Roman" w:eastAsia="Times New Roman" w:hAnsi="Times New Roman" w:cs="Times New Roman"/>
+          <w:sz w:val="24"/>
+          <w:szCs w:val="24"/>
+          <w:lang w:val="en-IN" w:eastAsia="en-IN" w:bidi="te-IN"/>
+        </w:rPr>
+        <w:t xml:space="preserve"> &lt;&lt; "Array is:\n";</w:t>
+      </w:r>
+    </w:p>
+    <w:p>
+      <w:pPr>
+        <w:widowControl/>
+        <w:autoSpaceDE/>
+        <w:autoSpaceDN/>
+        <w:jc w:val="both"/>
+        <w:rPr>
+          <w:rFonts w:ascii="Times New Roman" w:eastAsia="Times New Roman" w:hAnsi="Times New Roman" w:cs="Times New Roman"/>
+          <w:sz w:val="24"/>
+          <w:szCs w:val="24"/>
+          <w:lang w:val="en-IN" w:eastAsia="en-IN" w:bidi="te-IN"/>
+        </w:rPr>
+      </w:pPr>
+    </w:p>
+    <w:p>
+      <w:pPr>
+        <w:widowControl/>
+        <w:autoSpaceDE/>
+        <w:autoSpaceDN/>
+        <w:jc w:val="both"/>
+        <w:rPr>
+          <w:rFonts w:ascii="Times New Roman" w:eastAsia="Times New Roman" w:hAnsi="Times New Roman" w:cs="Times New Roman"/>
+          <w:sz w:val="24"/>
+          <w:szCs w:val="24"/>
+          <w:lang w:val="en-IN" w:eastAsia="en-IN" w:bidi="te-IN"/>
+        </w:rPr>
+      </w:pPr>
+      <w:r>
+        <w:rPr>
+          <w:rFonts w:ascii="Times New Roman" w:eastAsia="Times New Roman" w:hAnsi="Times New Roman" w:cs="Times New Roman"/>
+          <w:sz w:val="24"/>
+          <w:szCs w:val="24"/>
+          <w:lang w:val="en-IN" w:eastAsia="en-IN" w:bidi="te-IN"/>
+        </w:rPr>
+        <w:t xml:space="preserve">    for (int </w:t>
+      </w:r>
+      <w:proofErr w:type="spellStart"/>
+      <w:r>
+        <w:rPr>
+          <w:rFonts w:ascii="Times New Roman" w:eastAsia="Times New Roman" w:hAnsi="Times New Roman" w:cs="Times New Roman"/>
+          <w:sz w:val="24"/>
+          <w:szCs w:val="24"/>
+          <w:lang w:val="en-IN" w:eastAsia="en-IN" w:bidi="te-IN"/>
+        </w:rPr>
+        <w:t>i</w:t>
+      </w:r>
+      <w:proofErr w:type="spellEnd"/>
+      <w:r>
+        <w:rPr>
+          <w:rFonts w:ascii="Times New Roman" w:eastAsia="Times New Roman" w:hAnsi="Times New Roman" w:cs="Times New Roman"/>
+          <w:sz w:val="24"/>
+          <w:szCs w:val="24"/>
+          <w:lang w:val="en-IN" w:eastAsia="en-IN" w:bidi="te-IN"/>
+        </w:rPr>
+        <w:t xml:space="preserve"> = 0; </w:t>
+      </w:r>
+      <w:proofErr w:type="spellStart"/>
+      <w:r>
+        <w:rPr>
+          <w:rFonts w:ascii="Times New Roman" w:eastAsia="Times New Roman" w:hAnsi="Times New Roman" w:cs="Times New Roman"/>
+          <w:sz w:val="24"/>
+          <w:szCs w:val="24"/>
+          <w:lang w:val="en-IN" w:eastAsia="en-IN" w:bidi="te-IN"/>
+        </w:rPr>
+        <w:t>i</w:t>
+      </w:r>
+      <w:proofErr w:type="spellEnd"/>
+      <w:r>
+        <w:rPr>
+          <w:rFonts w:ascii="Times New Roman" w:eastAsia="Times New Roman" w:hAnsi="Times New Roman" w:cs="Times New Roman"/>
+          <w:sz w:val="24"/>
+          <w:szCs w:val="24"/>
+          <w:lang w:val="en-IN" w:eastAsia="en-IN" w:bidi="te-IN"/>
+        </w:rPr>
+        <w:t xml:space="preserve"> &lt; n; </w:t>
+      </w:r>
+      <w:proofErr w:type="spellStart"/>
+      <w:r>
+        <w:rPr>
+          <w:rFonts w:ascii="Times New Roman" w:eastAsia="Times New Roman" w:hAnsi="Times New Roman" w:cs="Times New Roman"/>
+          <w:sz w:val="24"/>
+          <w:szCs w:val="24"/>
+          <w:lang w:val="en-IN" w:eastAsia="en-IN" w:bidi="te-IN"/>
+        </w:rPr>
+        <w:t>i</w:t>
+      </w:r>
+      <w:proofErr w:type="spellEnd"/>
+      <w:r>
+        <w:rPr>
+          <w:rFonts w:ascii="Times New Roman" w:eastAsia="Times New Roman" w:hAnsi="Times New Roman" w:cs="Times New Roman"/>
+          <w:sz w:val="24"/>
+          <w:szCs w:val="24"/>
+          <w:lang w:val="en-IN" w:eastAsia="en-IN" w:bidi="te-IN"/>
+        </w:rPr>
+        <w:t>++) {</w:t>
+      </w:r>
+    </w:p>
+    <w:p>
+      <w:pPr>
+        <w:widowControl/>
+        <w:autoSpaceDE/>
+        <w:autoSpaceDN/>
+        <w:jc w:val="both"/>
+        <w:rPr>
+          <w:rFonts w:ascii="Times New Roman" w:eastAsia="Times New Roman" w:hAnsi="Times New Roman" w:cs="Times New Roman"/>
+          <w:sz w:val="24"/>
+          <w:szCs w:val="24"/>
+          <w:lang w:val="en-IN" w:eastAsia="en-IN" w:bidi="te-IN"/>
+        </w:rPr>
+      </w:pPr>
+      <w:r>
+        <w:rPr>
+          <w:rFonts w:ascii="Times New Roman" w:eastAsia="Times New Roman" w:hAnsi="Times New Roman" w:cs="Times New Roman"/>
+          <w:sz w:val="24"/>
+          <w:szCs w:val="24"/>
+          <w:lang w:val="en-IN" w:eastAsia="en-IN" w:bidi="te-IN"/>
+        </w:rPr>
+        <w:t xml:space="preserve">        </w:t>
+      </w:r>
+      <w:proofErr w:type="spellStart"/>
+      <w:r>
+        <w:rPr>
+          <w:rFonts w:ascii="Times New Roman" w:eastAsia="Times New Roman" w:hAnsi="Times New Roman" w:cs="Times New Roman"/>
+          <w:sz w:val="24"/>
+          <w:szCs w:val="24"/>
+          <w:lang w:val="en-IN" w:eastAsia="en-IN" w:bidi="te-IN"/>
+        </w:rPr>
+        <w:t>cout</w:t>
+      </w:r>
+      <w:proofErr w:type="spellEnd"/>
+      <w:r>
+        <w:rPr>
+          <w:rFonts w:ascii="Times New Roman" w:eastAsia="Times New Roman" w:hAnsi="Times New Roman" w:cs="Times New Roman"/>
+          <w:sz w:val="24"/>
+          <w:szCs w:val="24"/>
+          <w:lang w:val="en-IN" w:eastAsia="en-IN" w:bidi="te-IN"/>
+        </w:rPr>
+        <w:t xml:space="preserve"> &lt;&lt; array[</w:t>
+      </w:r>
+      <w:proofErr w:type="spellStart"/>
+      <w:r>
+        <w:rPr>
+          <w:rFonts w:ascii="Times New Roman" w:eastAsia="Times New Roman" w:hAnsi="Times New Roman" w:cs="Times New Roman"/>
+          <w:sz w:val="24"/>
+          <w:szCs w:val="24"/>
+          <w:lang w:val="en-IN" w:eastAsia="en-IN" w:bidi="te-IN"/>
+        </w:rPr>
+        <w:t>i</w:t>
+      </w:r>
+      <w:proofErr w:type="spellEnd"/>
+      <w:r>
+        <w:rPr>
+          <w:rFonts w:ascii="Times New Roman" w:eastAsia="Times New Roman" w:hAnsi="Times New Roman" w:cs="Times New Roman"/>
+          <w:sz w:val="24"/>
+          <w:szCs w:val="24"/>
+          <w:lang w:val="en-IN" w:eastAsia="en-IN" w:bidi="te-IN"/>
+        </w:rPr>
+        <w:t>] &lt;&lt; " ";</w:t>
       </w:r>
     </w:p>
     <w:p>
@@ -1476,7 +1816,47 @@
           <w:szCs w:val="24"/>
           <w:lang w:val="en-IN" w:eastAsia="en-IN" w:bidi="te-IN"/>
         </w:rPr>
-        <w:t xml:space="preserve">    cout &lt;&lt; endl;</w:t>
+        <w:t xml:space="preserve">    </w:t>
+      </w:r>
+      <w:proofErr w:type="spellStart"/>
+      <w:r>
+        <w:rPr>
+          <w:rFonts w:ascii="Times New Roman" w:eastAsia="Times New Roman" w:hAnsi="Times New Roman" w:cs="Times New Roman"/>
+          <w:sz w:val="24"/>
+          <w:szCs w:val="24"/>
+          <w:lang w:val="en-IN" w:eastAsia="en-IN" w:bidi="te-IN"/>
+        </w:rPr>
+        <w:t>cout</w:t>
+      </w:r>
+      <w:proofErr w:type="spellEnd"/>
+      <w:r>
+        <w:rPr>
+          <w:rFonts w:ascii="Times New Roman" w:eastAsia="Times New Roman" w:hAnsi="Times New Roman" w:cs="Times New Roman"/>
+          <w:sz w:val="24"/>
+          <w:szCs w:val="24"/>
+          <w:lang w:val="en-IN" w:eastAsia="en-IN" w:bidi="te-IN"/>
+        </w:rPr>
+        <w:t xml:space="preserve"> &lt;&lt; </w:t>
+      </w:r>
+      <w:proofErr w:type="spellStart"/>
+      <w:r>
+        <w:rPr>
+          <w:rFonts w:ascii="Times New Roman" w:eastAsia="Times New Roman" w:hAnsi="Times New Roman" w:cs="Times New Roman"/>
+          <w:sz w:val="24"/>
+          <w:szCs w:val="24"/>
+          <w:lang w:val="en-IN" w:eastAsia="en-IN" w:bidi="te-IN"/>
+        </w:rPr>
+        <w:t>endl</w:t>
+      </w:r>
+      <w:proofErr w:type="spellEnd"/>
+      <w:r>
+        <w:rPr>
+          <w:rFonts w:ascii="Times New Roman" w:eastAsia="Times New Roman" w:hAnsi="Times New Roman" w:cs="Times New Roman"/>
+          <w:sz w:val="24"/>
+          <w:szCs w:val="24"/>
+          <w:lang w:val="en-IN" w:eastAsia="en-IN" w:bidi="te-IN"/>
+        </w:rPr>
+        <w:t>;</w:t>
       </w:r>
     </w:p>
     <w:p>
@@ -1536,67 +1916,167 @@
           <w:szCs w:val="24"/>
           <w:lang w:val="en-IN" w:eastAsia="en-IN" w:bidi="te-IN"/>
         </w:rPr>
-        <w:t>int main() {</w:t>
-      </w:r>
-    </w:p>
-    <w:p>
-      <w:pPr>
-        <w:widowControl/>
-        <w:autoSpaceDE/>
-        <w:autoSpaceDN/>
-        <w:jc w:val="both"/>
-        <w:rPr>
-          <w:rFonts w:ascii="Times New Roman" w:eastAsia="Times New Roman" w:hAnsi="Times New Roman" w:cs="Times New Roman"/>
-          <w:sz w:val="24"/>
-          <w:szCs w:val="24"/>
-          <w:lang w:val="en-IN" w:eastAsia="en-IN" w:bidi="te-IN"/>
-        </w:rPr>
-      </w:pPr>
-    </w:p>
-    <w:p>
-      <w:pPr>
-        <w:widowControl/>
-        <w:autoSpaceDE/>
-        <w:autoSpaceDN/>
-        <w:jc w:val="both"/>
-        <w:rPr>
-          <w:rFonts w:ascii="Times New Roman" w:eastAsia="Times New Roman" w:hAnsi="Times New Roman" w:cs="Times New Roman"/>
-          <w:sz w:val="24"/>
-          <w:szCs w:val="24"/>
-          <w:lang w:val="en-IN" w:eastAsia="en-IN" w:bidi="te-IN"/>
-        </w:rPr>
-      </w:pPr>
-      <w:r>
-        <w:rPr>
-          <w:rFonts w:ascii="Times New Roman" w:eastAsia="Times New Roman" w:hAnsi="Times New Roman" w:cs="Times New Roman"/>
-          <w:sz w:val="24"/>
-          <w:szCs w:val="24"/>
-          <w:lang w:val="en-IN" w:eastAsia="en-IN" w:bidi="te-IN"/>
-        </w:rPr>
-        <w:t xml:space="preserve">    int array[] = {2, 6, 7, 9, 11};</w:t>
-      </w:r>
-    </w:p>
-    <w:p>
-      <w:pPr>
-        <w:widowControl/>
-        <w:autoSpaceDE/>
-        <w:autoSpaceDN/>
-        <w:jc w:val="both"/>
-        <w:rPr>
-          <w:rFonts w:ascii="Times New Roman" w:eastAsia="Times New Roman" w:hAnsi="Times New Roman" w:cs="Times New Roman"/>
-          <w:sz w:val="24"/>
-          <w:szCs w:val="24"/>
-          <w:lang w:val="en-IN" w:eastAsia="en-IN" w:bidi="te-IN"/>
-        </w:rPr>
-      </w:pPr>
-      <w:r>
-        <w:rPr>
-          <w:rFonts w:ascii="Times New Roman" w:eastAsia="Times New Roman" w:hAnsi="Times New Roman" w:cs="Times New Roman"/>
-          <w:sz w:val="24"/>
-          <w:szCs w:val="24"/>
-          <w:lang w:val="en-IN" w:eastAsia="en-IN" w:bidi="te-IN"/>
-        </w:rPr>
-        <w:t xml:space="preserve">    int n = sizeof(array) / sizeof(array[0]);</w:t>
+        <w:t xml:space="preserve">int </w:t>
+      </w:r>
+      <w:proofErr w:type="gramStart"/>
+      <w:r>
+        <w:rPr>
+          <w:rFonts w:ascii="Times New Roman" w:eastAsia="Times New Roman" w:hAnsi="Times New Roman" w:cs="Times New Roman"/>
+          <w:sz w:val="24"/>
+          <w:szCs w:val="24"/>
+          <w:lang w:val="en-IN" w:eastAsia="en-IN" w:bidi="te-IN"/>
+        </w:rPr>
+        <w:t>main(</w:t>
+      </w:r>
+      <w:proofErr w:type="gramEnd"/>
+      <w:r>
+        <w:rPr>
+          <w:rFonts w:ascii="Times New Roman" w:eastAsia="Times New Roman" w:hAnsi="Times New Roman" w:cs="Times New Roman"/>
+          <w:sz w:val="24"/>
+          <w:szCs w:val="24"/>
+          <w:lang w:val="en-IN" w:eastAsia="en-IN" w:bidi="te-IN"/>
+        </w:rPr>
+        <w:t>) {</w:t>
+      </w:r>
+    </w:p>
+    <w:p>
+      <w:pPr>
+        <w:widowControl/>
+        <w:autoSpaceDE/>
+        <w:autoSpaceDN/>
+        <w:jc w:val="both"/>
+        <w:rPr>
+          <w:rFonts w:ascii="Times New Roman" w:eastAsia="Times New Roman" w:hAnsi="Times New Roman" w:cs="Times New Roman"/>
+          <w:sz w:val="24"/>
+          <w:szCs w:val="24"/>
+          <w:lang w:val="en-IN" w:eastAsia="en-IN" w:bidi="te-IN"/>
+        </w:rPr>
+      </w:pPr>
+    </w:p>
+    <w:p>
+      <w:pPr>
+        <w:widowControl/>
+        <w:autoSpaceDE/>
+        <w:autoSpaceDN/>
+        <w:jc w:val="both"/>
+        <w:rPr>
+          <w:rFonts w:ascii="Times New Roman" w:eastAsia="Times New Roman" w:hAnsi="Times New Roman" w:cs="Times New Roman"/>
+          <w:sz w:val="24"/>
+          <w:szCs w:val="24"/>
+          <w:lang w:val="en-IN" w:eastAsia="en-IN" w:bidi="te-IN"/>
+        </w:rPr>
+      </w:pPr>
+      <w:r>
+        <w:rPr>
+          <w:rFonts w:ascii="Times New Roman" w:eastAsia="Times New Roman" w:hAnsi="Times New Roman" w:cs="Times New Roman"/>
+          <w:sz w:val="24"/>
+          <w:szCs w:val="24"/>
+          <w:lang w:val="en-IN" w:eastAsia="en-IN" w:bidi="te-IN"/>
+        </w:rPr>
+        <w:t xml:space="preserve">    int </w:t>
+      </w:r>
+      <w:proofErr w:type="gramStart"/>
+      <w:r>
+        <w:rPr>
+          <w:rFonts w:ascii="Times New Roman" w:eastAsia="Times New Roman" w:hAnsi="Times New Roman" w:cs="Times New Roman"/>
+          <w:sz w:val="24"/>
+          <w:szCs w:val="24"/>
+          <w:lang w:val="en-IN" w:eastAsia="en-IN" w:bidi="te-IN"/>
+        </w:rPr>
+        <w:t>array[</w:t>
+      </w:r>
+      <w:proofErr w:type="gramEnd"/>
+      <w:r>
+        <w:rPr>
+          <w:rFonts w:ascii="Times New Roman" w:eastAsia="Times New Roman" w:hAnsi="Times New Roman" w:cs="Times New Roman"/>
+          <w:sz w:val="24"/>
+          <w:szCs w:val="24"/>
+          <w:lang w:val="en-IN" w:eastAsia="en-IN" w:bidi="te-IN"/>
+        </w:rPr>
+        <w:t>] = {2, 6, 7, 9, 11};</w:t>
+      </w:r>
+    </w:p>
+    <w:p>
+      <w:pPr>
+        <w:widowControl/>
+        <w:autoSpaceDE/>
+        <w:autoSpaceDN/>
+        <w:jc w:val="both"/>
+        <w:rPr>
+          <w:rFonts w:ascii="Times New Roman" w:eastAsia="Times New Roman" w:hAnsi="Times New Roman" w:cs="Times New Roman"/>
+          <w:sz w:val="24"/>
+          <w:szCs w:val="24"/>
+          <w:lang w:val="en-IN" w:eastAsia="en-IN" w:bidi="te-IN"/>
+        </w:rPr>
+      </w:pPr>
+      <w:r>
+        <w:rPr>
+          <w:rFonts w:ascii="Times New Roman" w:eastAsia="Times New Roman" w:hAnsi="Times New Roman" w:cs="Times New Roman"/>
+          <w:sz w:val="24"/>
+          <w:szCs w:val="24"/>
+          <w:lang w:val="en-IN" w:eastAsia="en-IN" w:bidi="te-IN"/>
+        </w:rPr>
+        <w:t xml:space="preserve">    int n = </w:t>
+      </w:r>
+      <w:proofErr w:type="spellStart"/>
+      <w:r>
+        <w:rPr>
+          <w:rFonts w:ascii="Times New Roman" w:eastAsia="Times New Roman" w:hAnsi="Times New Roman" w:cs="Times New Roman"/>
+          <w:sz w:val="24"/>
+          <w:szCs w:val="24"/>
+          <w:lang w:val="en-IN" w:eastAsia="en-IN" w:bidi="te-IN"/>
+        </w:rPr>
+        <w:t>sizeof</w:t>
+      </w:r>
+      <w:proofErr w:type="spellEnd"/>
+      <w:r>
+        <w:rPr>
+          <w:rFonts w:ascii="Times New Roman" w:eastAsia="Times New Roman" w:hAnsi="Times New Roman" w:cs="Times New Roman"/>
+          <w:sz w:val="24"/>
+          <w:szCs w:val="24"/>
+          <w:lang w:val="en-IN" w:eastAsia="en-IN" w:bidi="te-IN"/>
+        </w:rPr>
+        <w:t xml:space="preserve">(array) / </w:t>
+      </w:r>
+      <w:proofErr w:type="spellStart"/>
+      <w:r>
+        <w:rPr>
+          <w:rFonts w:ascii="Times New Roman" w:eastAsia="Times New Roman" w:hAnsi="Times New Roman" w:cs="Times New Roman"/>
+          <w:sz w:val="24"/>
+          <w:szCs w:val="24"/>
+          <w:lang w:val="en-IN" w:eastAsia="en-IN" w:bidi="te-IN"/>
+        </w:rPr>
+        <w:t>sizeof</w:t>
+      </w:r>
+      <w:proofErr w:type="spellEnd"/>
+      <w:r>
+        <w:rPr>
+          <w:rFonts w:ascii="Times New Roman" w:eastAsia="Times New Roman" w:hAnsi="Times New Roman" w:cs="Times New Roman"/>
+          <w:sz w:val="24"/>
+          <w:szCs w:val="24"/>
+          <w:lang w:val="en-IN" w:eastAsia="en-IN" w:bidi="te-IN"/>
+        </w:rPr>
+        <w:t>(</w:t>
+      </w:r>
+      <w:proofErr w:type="gramStart"/>
+      <w:r>
+        <w:rPr>
+          <w:rFonts w:ascii="Times New Roman" w:eastAsia="Times New Roman" w:hAnsi="Times New Roman" w:cs="Times New Roman"/>
+          <w:sz w:val="24"/>
+          <w:szCs w:val="24"/>
+          <w:lang w:val="en-IN" w:eastAsia="en-IN" w:bidi="te-IN"/>
+        </w:rPr>
+        <w:t>array[</w:t>
+      </w:r>
+      <w:proofErr w:type="gramEnd"/>
+      <w:r>
+        <w:rPr>
+          <w:rFonts w:ascii="Times New Roman" w:eastAsia="Times New Roman" w:hAnsi="Times New Roman" w:cs="Times New Roman"/>
+          <w:sz w:val="24"/>
+          <w:szCs w:val="24"/>
+          <w:lang w:val="en-IN" w:eastAsia="en-IN" w:bidi="te-IN"/>
+        </w:rPr>
+        <w:t>0]);</w:t>
       </w:r>
     </w:p>
     <w:p>
@@ -1671,164 +2151,344 @@
           <w:lang w:val="en-IN" w:eastAsia="en-IN" w:bidi="te-IN"/>
         </w:rPr>
         <w:lastRenderedPageBreak/>
-        <w:t xml:space="preserve">    display(array, n);</w:t>
-      </w:r>
-    </w:p>
-    <w:p>
-      <w:pPr>
-        <w:widowControl/>
-        <w:autoSpaceDE/>
-        <w:autoSpaceDN/>
-        <w:jc w:val="both"/>
-        <w:rPr>
-          <w:rFonts w:ascii="Times New Roman" w:eastAsia="Times New Roman" w:hAnsi="Times New Roman" w:cs="Times New Roman"/>
-          <w:sz w:val="24"/>
-          <w:szCs w:val="24"/>
-          <w:lang w:val="en-IN" w:eastAsia="en-IN" w:bidi="te-IN"/>
-        </w:rPr>
-      </w:pPr>
-    </w:p>
-    <w:p>
-      <w:pPr>
-        <w:widowControl/>
-        <w:autoSpaceDE/>
-        <w:autoSpaceDN/>
-        <w:jc w:val="both"/>
-        <w:rPr>
-          <w:rFonts w:ascii="Times New Roman" w:eastAsia="Times New Roman" w:hAnsi="Times New Roman" w:cs="Times New Roman"/>
-          <w:sz w:val="24"/>
-          <w:szCs w:val="24"/>
-          <w:lang w:val="en-IN" w:eastAsia="en-IN" w:bidi="te-IN"/>
-        </w:rPr>
-      </w:pPr>
-      <w:r>
-        <w:rPr>
-          <w:rFonts w:ascii="Times New Roman" w:eastAsia="Times New Roman" w:hAnsi="Times New Roman" w:cs="Times New Roman"/>
-          <w:sz w:val="24"/>
-          <w:szCs w:val="24"/>
-          <w:lang w:val="en-IN" w:eastAsia="en-IN" w:bidi="te-IN"/>
-        </w:rPr>
-        <w:t xml:space="preserve">    int f = linear(array, n, t);</w:t>
-      </w:r>
-    </w:p>
-    <w:p>
-      <w:pPr>
-        <w:widowControl/>
-        <w:autoSpaceDE/>
-        <w:autoSpaceDN/>
-        <w:jc w:val="both"/>
-        <w:rPr>
-          <w:rFonts w:ascii="Times New Roman" w:eastAsia="Times New Roman" w:hAnsi="Times New Roman" w:cs="Times New Roman"/>
-          <w:sz w:val="24"/>
-          <w:szCs w:val="24"/>
-          <w:lang w:val="en-IN" w:eastAsia="en-IN" w:bidi="te-IN"/>
-        </w:rPr>
-      </w:pPr>
-      <w:r>
-        <w:rPr>
-          <w:rFonts w:ascii="Times New Roman" w:eastAsia="Times New Roman" w:hAnsi="Times New Roman" w:cs="Times New Roman"/>
-          <w:sz w:val="24"/>
-          <w:szCs w:val="24"/>
-          <w:lang w:val="en-IN" w:eastAsia="en-IN" w:bidi="te-IN"/>
-        </w:rPr>
-        <w:t xml:space="preserve">    int g = binary(array, n, t);</w:t>
-      </w:r>
-    </w:p>
-    <w:p>
-      <w:pPr>
-        <w:widowControl/>
-        <w:autoSpaceDE/>
-        <w:autoSpaceDN/>
-        <w:jc w:val="both"/>
-        <w:rPr>
-          <w:rFonts w:ascii="Times New Roman" w:eastAsia="Times New Roman" w:hAnsi="Times New Roman" w:cs="Times New Roman"/>
-          <w:sz w:val="24"/>
-          <w:szCs w:val="24"/>
-          <w:lang w:val="en-IN" w:eastAsia="en-IN" w:bidi="te-IN"/>
-        </w:rPr>
-      </w:pPr>
-    </w:p>
-    <w:p>
-      <w:pPr>
-        <w:widowControl/>
-        <w:autoSpaceDE/>
-        <w:autoSpaceDN/>
-        <w:jc w:val="both"/>
-        <w:rPr>
-          <w:rFonts w:ascii="Times New Roman" w:eastAsia="Times New Roman" w:hAnsi="Times New Roman" w:cs="Times New Roman"/>
-          <w:sz w:val="24"/>
-          <w:szCs w:val="24"/>
-          <w:lang w:val="en-IN" w:eastAsia="en-IN" w:bidi="te-IN"/>
-        </w:rPr>
-      </w:pPr>
-      <w:r>
-        <w:rPr>
-          <w:rFonts w:ascii="Times New Roman" w:eastAsia="Times New Roman" w:hAnsi="Times New Roman" w:cs="Times New Roman"/>
-          <w:sz w:val="24"/>
-          <w:szCs w:val="24"/>
-          <w:lang w:val="en-IN" w:eastAsia="en-IN" w:bidi="te-IN"/>
-        </w:rPr>
-        <w:t xml:space="preserve">    cout &lt;&lt; "\nTarget element: " &lt;&lt; t &lt;&lt; endl;</w:t>
-      </w:r>
-    </w:p>
-    <w:p>
-      <w:pPr>
-        <w:widowControl/>
-        <w:autoSpaceDE/>
-        <w:autoSpaceDN/>
-        <w:jc w:val="both"/>
-        <w:rPr>
-          <w:rFonts w:ascii="Times New Roman" w:eastAsia="Times New Roman" w:hAnsi="Times New Roman" w:cs="Times New Roman"/>
-          <w:sz w:val="24"/>
-          <w:szCs w:val="24"/>
-          <w:lang w:val="en-IN" w:eastAsia="en-IN" w:bidi="te-IN"/>
-        </w:rPr>
-      </w:pPr>
-    </w:p>
-    <w:p>
-      <w:pPr>
-        <w:widowControl/>
-        <w:autoSpaceDE/>
-        <w:autoSpaceDN/>
-        <w:jc w:val="both"/>
-        <w:rPr>
-          <w:rFonts w:ascii="Times New Roman" w:eastAsia="Times New Roman" w:hAnsi="Times New Roman" w:cs="Times New Roman"/>
-          <w:sz w:val="24"/>
-          <w:szCs w:val="24"/>
-          <w:lang w:val="en-IN" w:eastAsia="en-IN" w:bidi="te-IN"/>
-        </w:rPr>
-      </w:pPr>
-      <w:r>
-        <w:rPr>
-          <w:rFonts w:ascii="Times New Roman" w:eastAsia="Times New Roman" w:hAnsi="Times New Roman" w:cs="Times New Roman"/>
-          <w:sz w:val="24"/>
-          <w:szCs w:val="24"/>
-          <w:lang w:val="en-IN" w:eastAsia="en-IN" w:bidi="te-IN"/>
-        </w:rPr>
-        <w:t xml:space="preserve">    if (f != -1) {</w:t>
-      </w:r>
-    </w:p>
-    <w:p>
-      <w:pPr>
-        <w:widowControl/>
-        <w:autoSpaceDE/>
-        <w:autoSpaceDN/>
-        <w:jc w:val="both"/>
-        <w:rPr>
-          <w:rFonts w:ascii="Times New Roman" w:eastAsia="Times New Roman" w:hAnsi="Times New Roman" w:cs="Times New Roman"/>
-          <w:sz w:val="24"/>
-          <w:szCs w:val="24"/>
-          <w:lang w:val="en-IN" w:eastAsia="en-IN" w:bidi="te-IN"/>
-        </w:rPr>
-      </w:pPr>
-      <w:r>
-        <w:rPr>
-          <w:rFonts w:ascii="Times New Roman" w:eastAsia="Times New Roman" w:hAnsi="Times New Roman" w:cs="Times New Roman"/>
-          <w:sz w:val="24"/>
-          <w:szCs w:val="24"/>
-          <w:lang w:val="en-IN" w:eastAsia="en-IN" w:bidi="te-IN"/>
-        </w:rPr>
-        <w:t xml:space="preserve">        cout &lt;&lt; "Linear Search: Element found at index " &lt;&lt; f &lt;&lt; endl;</w:t>
+        <w:t xml:space="preserve">    </w:t>
+      </w:r>
+      <w:proofErr w:type="gramStart"/>
+      <w:r>
+        <w:rPr>
+          <w:rFonts w:ascii="Times New Roman" w:eastAsia="Times New Roman" w:hAnsi="Times New Roman" w:cs="Times New Roman"/>
+          <w:sz w:val="24"/>
+          <w:szCs w:val="24"/>
+          <w:lang w:val="en-IN" w:eastAsia="en-IN" w:bidi="te-IN"/>
+        </w:rPr>
+        <w:t>display(</w:t>
+      </w:r>
+      <w:proofErr w:type="gramEnd"/>
+      <w:r>
+        <w:rPr>
+          <w:rFonts w:ascii="Times New Roman" w:eastAsia="Times New Roman" w:hAnsi="Times New Roman" w:cs="Times New Roman"/>
+          <w:sz w:val="24"/>
+          <w:szCs w:val="24"/>
+          <w:lang w:val="en-IN" w:eastAsia="en-IN" w:bidi="te-IN"/>
+        </w:rPr>
+        <w:t>array, n);</w:t>
+      </w:r>
+    </w:p>
+    <w:p>
+      <w:pPr>
+        <w:widowControl/>
+        <w:autoSpaceDE/>
+        <w:autoSpaceDN/>
+        <w:jc w:val="both"/>
+        <w:rPr>
+          <w:rFonts w:ascii="Times New Roman" w:eastAsia="Times New Roman" w:hAnsi="Times New Roman" w:cs="Times New Roman"/>
+          <w:sz w:val="24"/>
+          <w:szCs w:val="24"/>
+          <w:lang w:val="en-IN" w:eastAsia="en-IN" w:bidi="te-IN"/>
+        </w:rPr>
+      </w:pPr>
+    </w:p>
+    <w:p>
+      <w:pPr>
+        <w:widowControl/>
+        <w:autoSpaceDE/>
+        <w:autoSpaceDN/>
+        <w:jc w:val="both"/>
+        <w:rPr>
+          <w:rFonts w:ascii="Times New Roman" w:eastAsia="Times New Roman" w:hAnsi="Times New Roman" w:cs="Times New Roman"/>
+          <w:sz w:val="24"/>
+          <w:szCs w:val="24"/>
+          <w:lang w:val="en-IN" w:eastAsia="en-IN" w:bidi="te-IN"/>
+        </w:rPr>
+      </w:pPr>
+      <w:r>
+        <w:rPr>
+          <w:rFonts w:ascii="Times New Roman" w:eastAsia="Times New Roman" w:hAnsi="Times New Roman" w:cs="Times New Roman"/>
+          <w:sz w:val="24"/>
+          <w:szCs w:val="24"/>
+          <w:lang w:val="en-IN" w:eastAsia="en-IN" w:bidi="te-IN"/>
+        </w:rPr>
+        <w:t xml:space="preserve">    int f = </w:t>
+      </w:r>
+      <w:proofErr w:type="gramStart"/>
+      <w:r>
+        <w:rPr>
+          <w:rFonts w:ascii="Times New Roman" w:eastAsia="Times New Roman" w:hAnsi="Times New Roman" w:cs="Times New Roman"/>
+          <w:sz w:val="24"/>
+          <w:szCs w:val="24"/>
+          <w:lang w:val="en-IN" w:eastAsia="en-IN" w:bidi="te-IN"/>
+        </w:rPr>
+        <w:t>linear(</w:t>
+      </w:r>
+      <w:proofErr w:type="gramEnd"/>
+      <w:r>
+        <w:rPr>
+          <w:rFonts w:ascii="Times New Roman" w:eastAsia="Times New Roman" w:hAnsi="Times New Roman" w:cs="Times New Roman"/>
+          <w:sz w:val="24"/>
+          <w:szCs w:val="24"/>
+          <w:lang w:val="en-IN" w:eastAsia="en-IN" w:bidi="te-IN"/>
+        </w:rPr>
+        <w:t>array, n, t);</w:t>
+      </w:r>
+    </w:p>
+    <w:p>
+      <w:pPr>
+        <w:widowControl/>
+        <w:autoSpaceDE/>
+        <w:autoSpaceDN/>
+        <w:jc w:val="both"/>
+        <w:rPr>
+          <w:rFonts w:ascii="Times New Roman" w:eastAsia="Times New Roman" w:hAnsi="Times New Roman" w:cs="Times New Roman"/>
+          <w:sz w:val="24"/>
+          <w:szCs w:val="24"/>
+          <w:lang w:val="en-IN" w:eastAsia="en-IN" w:bidi="te-IN"/>
+        </w:rPr>
+      </w:pPr>
+      <w:r>
+        <w:rPr>
+          <w:rFonts w:ascii="Times New Roman" w:eastAsia="Times New Roman" w:hAnsi="Times New Roman" w:cs="Times New Roman"/>
+          <w:sz w:val="24"/>
+          <w:szCs w:val="24"/>
+          <w:lang w:val="en-IN" w:eastAsia="en-IN" w:bidi="te-IN"/>
+        </w:rPr>
+        <w:t xml:space="preserve">    int g = </w:t>
+      </w:r>
+      <w:proofErr w:type="gramStart"/>
+      <w:r>
+        <w:rPr>
+          <w:rFonts w:ascii="Times New Roman" w:eastAsia="Times New Roman" w:hAnsi="Times New Roman" w:cs="Times New Roman"/>
+          <w:sz w:val="24"/>
+          <w:szCs w:val="24"/>
+          <w:lang w:val="en-IN" w:eastAsia="en-IN" w:bidi="te-IN"/>
+        </w:rPr>
+        <w:t>binary(</w:t>
+      </w:r>
+      <w:proofErr w:type="gramEnd"/>
+      <w:r>
+        <w:rPr>
+          <w:rFonts w:ascii="Times New Roman" w:eastAsia="Times New Roman" w:hAnsi="Times New Roman" w:cs="Times New Roman"/>
+          <w:sz w:val="24"/>
+          <w:szCs w:val="24"/>
+          <w:lang w:val="en-IN" w:eastAsia="en-IN" w:bidi="te-IN"/>
+        </w:rPr>
+        <w:t>array, n, t);</w:t>
+      </w:r>
+    </w:p>
+    <w:p>
+      <w:pPr>
+        <w:widowControl/>
+        <w:autoSpaceDE/>
+        <w:autoSpaceDN/>
+        <w:jc w:val="both"/>
+        <w:rPr>
+          <w:rFonts w:ascii="Times New Roman" w:eastAsia="Times New Roman" w:hAnsi="Times New Roman" w:cs="Times New Roman"/>
+          <w:sz w:val="24"/>
+          <w:szCs w:val="24"/>
+          <w:lang w:val="en-IN" w:eastAsia="en-IN" w:bidi="te-IN"/>
+        </w:rPr>
+      </w:pPr>
+    </w:p>
+    <w:p>
+      <w:pPr>
+        <w:widowControl/>
+        <w:autoSpaceDE/>
+        <w:autoSpaceDN/>
+        <w:jc w:val="both"/>
+        <w:rPr>
+          <w:rFonts w:ascii="Times New Roman" w:eastAsia="Times New Roman" w:hAnsi="Times New Roman" w:cs="Times New Roman"/>
+          <w:sz w:val="24"/>
+          <w:szCs w:val="24"/>
+          <w:lang w:val="en-IN" w:eastAsia="en-IN" w:bidi="te-IN"/>
+        </w:rPr>
+      </w:pPr>
+      <w:r>
+        <w:rPr>
+          <w:rFonts w:ascii="Times New Roman" w:eastAsia="Times New Roman" w:hAnsi="Times New Roman" w:cs="Times New Roman"/>
+          <w:sz w:val="24"/>
+          <w:szCs w:val="24"/>
+          <w:lang w:val="en-IN" w:eastAsia="en-IN" w:bidi="te-IN"/>
+        </w:rPr>
+        <w:t xml:space="preserve">    </w:t>
+      </w:r>
+      <w:proofErr w:type="spellStart"/>
+      <w:r>
+        <w:rPr>
+          <w:rFonts w:ascii="Times New Roman" w:eastAsia="Times New Roman" w:hAnsi="Times New Roman" w:cs="Times New Roman"/>
+          <w:sz w:val="24"/>
+          <w:szCs w:val="24"/>
+          <w:lang w:val="en-IN" w:eastAsia="en-IN" w:bidi="te-IN"/>
+        </w:rPr>
+        <w:t>cout</w:t>
+      </w:r>
+      <w:proofErr w:type="spellEnd"/>
+      <w:r>
+        <w:rPr>
+          <w:rFonts w:ascii="Times New Roman" w:eastAsia="Times New Roman" w:hAnsi="Times New Roman" w:cs="Times New Roman"/>
+          <w:sz w:val="24"/>
+          <w:szCs w:val="24"/>
+          <w:lang w:val="en-IN" w:eastAsia="en-IN" w:bidi="te-IN"/>
+        </w:rPr>
+        <w:t xml:space="preserve"> &lt;&lt; "\</w:t>
+      </w:r>
+      <w:proofErr w:type="spellStart"/>
+      <w:r>
+        <w:rPr>
+          <w:rFonts w:ascii="Times New Roman" w:eastAsia="Times New Roman" w:hAnsi="Times New Roman" w:cs="Times New Roman"/>
+          <w:sz w:val="24"/>
+          <w:szCs w:val="24"/>
+          <w:lang w:val="en-IN" w:eastAsia="en-IN" w:bidi="te-IN"/>
+        </w:rPr>
+        <w:t>nTarget</w:t>
+      </w:r>
+      <w:proofErr w:type="spellEnd"/>
+      <w:r>
+        <w:rPr>
+          <w:rFonts w:ascii="Times New Roman" w:eastAsia="Times New Roman" w:hAnsi="Times New Roman" w:cs="Times New Roman"/>
+          <w:sz w:val="24"/>
+          <w:szCs w:val="24"/>
+          <w:lang w:val="en-IN" w:eastAsia="en-IN" w:bidi="te-IN"/>
+        </w:rPr>
+        <w:t xml:space="preserve"> element: " &lt;&lt; t &lt;&lt; </w:t>
+      </w:r>
+      <w:proofErr w:type="spellStart"/>
+      <w:r>
+        <w:rPr>
+          <w:rFonts w:ascii="Times New Roman" w:eastAsia="Times New Roman" w:hAnsi="Times New Roman" w:cs="Times New Roman"/>
+          <w:sz w:val="24"/>
+          <w:szCs w:val="24"/>
+          <w:lang w:val="en-IN" w:eastAsia="en-IN" w:bidi="te-IN"/>
+        </w:rPr>
+        <w:t>endl</w:t>
+      </w:r>
+      <w:proofErr w:type="spellEnd"/>
+      <w:r>
+        <w:rPr>
+          <w:rFonts w:ascii="Times New Roman" w:eastAsia="Times New Roman" w:hAnsi="Times New Roman" w:cs="Times New Roman"/>
+          <w:sz w:val="24"/>
+          <w:szCs w:val="24"/>
+          <w:lang w:val="en-IN" w:eastAsia="en-IN" w:bidi="te-IN"/>
+        </w:rPr>
+        <w:t>;</w:t>
+      </w:r>
+    </w:p>
+    <w:p>
+      <w:pPr>
+        <w:widowControl/>
+        <w:autoSpaceDE/>
+        <w:autoSpaceDN/>
+        <w:jc w:val="both"/>
+        <w:rPr>
+          <w:rFonts w:ascii="Times New Roman" w:eastAsia="Times New Roman" w:hAnsi="Times New Roman" w:cs="Times New Roman"/>
+          <w:sz w:val="24"/>
+          <w:szCs w:val="24"/>
+          <w:lang w:val="en-IN" w:eastAsia="en-IN" w:bidi="te-IN"/>
+        </w:rPr>
+      </w:pPr>
+    </w:p>
+    <w:p>
+      <w:pPr>
+        <w:widowControl/>
+        <w:autoSpaceDE/>
+        <w:autoSpaceDN/>
+        <w:jc w:val="both"/>
+        <w:rPr>
+          <w:rFonts w:ascii="Times New Roman" w:eastAsia="Times New Roman" w:hAnsi="Times New Roman" w:cs="Times New Roman"/>
+          <w:sz w:val="24"/>
+          <w:szCs w:val="24"/>
+          <w:lang w:val="en-IN" w:eastAsia="en-IN" w:bidi="te-IN"/>
+        </w:rPr>
+      </w:pPr>
+      <w:r>
+        <w:rPr>
+          <w:rFonts w:ascii="Times New Roman" w:eastAsia="Times New Roman" w:hAnsi="Times New Roman" w:cs="Times New Roman"/>
+          <w:sz w:val="24"/>
+          <w:szCs w:val="24"/>
+          <w:lang w:val="en-IN" w:eastAsia="en-IN" w:bidi="te-IN"/>
+        </w:rPr>
+        <w:t xml:space="preserve">    if (</w:t>
+      </w:r>
+      <w:proofErr w:type="gramStart"/>
+      <w:r>
+        <w:rPr>
+          <w:rFonts w:ascii="Times New Roman" w:eastAsia="Times New Roman" w:hAnsi="Times New Roman" w:cs="Times New Roman"/>
+          <w:sz w:val="24"/>
+          <w:szCs w:val="24"/>
+          <w:lang w:val="en-IN" w:eastAsia="en-IN" w:bidi="te-IN"/>
+        </w:rPr>
+        <w:t>f !</w:t>
+      </w:r>
+      <w:proofErr w:type="gramEnd"/>
+      <w:r>
+        <w:rPr>
+          <w:rFonts w:ascii="Times New Roman" w:eastAsia="Times New Roman" w:hAnsi="Times New Roman" w:cs="Times New Roman"/>
+          <w:sz w:val="24"/>
+          <w:szCs w:val="24"/>
+          <w:lang w:val="en-IN" w:eastAsia="en-IN" w:bidi="te-IN"/>
+        </w:rPr>
+        <w:t>= -1) {</w:t>
+      </w:r>
+    </w:p>
+    <w:p>
+      <w:pPr>
+        <w:widowControl/>
+        <w:autoSpaceDE/>
+        <w:autoSpaceDN/>
+        <w:jc w:val="both"/>
+        <w:rPr>
+          <w:rFonts w:ascii="Times New Roman" w:eastAsia="Times New Roman" w:hAnsi="Times New Roman" w:cs="Times New Roman"/>
+          <w:sz w:val="24"/>
+          <w:szCs w:val="24"/>
+          <w:lang w:val="en-IN" w:eastAsia="en-IN" w:bidi="te-IN"/>
+        </w:rPr>
+      </w:pPr>
+      <w:r>
+        <w:rPr>
+          <w:rFonts w:ascii="Times New Roman" w:eastAsia="Times New Roman" w:hAnsi="Times New Roman" w:cs="Times New Roman"/>
+          <w:sz w:val="24"/>
+          <w:szCs w:val="24"/>
+          <w:lang w:val="en-IN" w:eastAsia="en-IN" w:bidi="te-IN"/>
+        </w:rPr>
+        <w:t xml:space="preserve">        </w:t>
+      </w:r>
+      <w:proofErr w:type="spellStart"/>
+      <w:r>
+        <w:rPr>
+          <w:rFonts w:ascii="Times New Roman" w:eastAsia="Times New Roman" w:hAnsi="Times New Roman" w:cs="Times New Roman"/>
+          <w:sz w:val="24"/>
+          <w:szCs w:val="24"/>
+          <w:lang w:val="en-IN" w:eastAsia="en-IN" w:bidi="te-IN"/>
+        </w:rPr>
+        <w:t>cout</w:t>
+      </w:r>
+      <w:proofErr w:type="spellEnd"/>
+      <w:r>
+        <w:rPr>
+          <w:rFonts w:ascii="Times New Roman" w:eastAsia="Times New Roman" w:hAnsi="Times New Roman" w:cs="Times New Roman"/>
+          <w:sz w:val="24"/>
+          <w:szCs w:val="24"/>
+          <w:lang w:val="en-IN" w:eastAsia="en-IN" w:bidi="te-IN"/>
+        </w:rPr>
+        <w:t xml:space="preserve"> &lt;&lt; "Linear Search: Element found at index " &lt;&lt; f &lt;&lt; </w:t>
+      </w:r>
+      <w:proofErr w:type="spellStart"/>
+      <w:r>
+        <w:rPr>
+          <w:rFonts w:ascii="Times New Roman" w:eastAsia="Times New Roman" w:hAnsi="Times New Roman" w:cs="Times New Roman"/>
+          <w:sz w:val="24"/>
+          <w:szCs w:val="24"/>
+          <w:lang w:val="en-IN" w:eastAsia="en-IN" w:bidi="te-IN"/>
+        </w:rPr>
+        <w:t>endl</w:t>
+      </w:r>
+      <w:proofErr w:type="spellEnd"/>
+      <w:r>
+        <w:rPr>
+          <w:rFonts w:ascii="Times New Roman" w:eastAsia="Times New Roman" w:hAnsi="Times New Roman" w:cs="Times New Roman"/>
+          <w:sz w:val="24"/>
+          <w:szCs w:val="24"/>
+          <w:lang w:val="en-IN" w:eastAsia="en-IN" w:bidi="te-IN"/>
+        </w:rPr>
+        <w:t>;</w:t>
       </w:r>
     </w:p>
     <w:p>
@@ -1897,7 +2557,47 @@
           <w:szCs w:val="24"/>
           <w:lang w:val="en-IN" w:eastAsia="en-IN" w:bidi="te-IN"/>
         </w:rPr>
-        <w:t xml:space="preserve">        cout &lt;&lt; "Linear Search: Element not found" &lt;&lt; endl;</w:t>
+        <w:t xml:space="preserve">        </w:t>
+      </w:r>
+      <w:proofErr w:type="spellStart"/>
+      <w:r>
+        <w:rPr>
+          <w:rFonts w:ascii="Times New Roman" w:eastAsia="Times New Roman" w:hAnsi="Times New Roman" w:cs="Times New Roman"/>
+          <w:sz w:val="24"/>
+          <w:szCs w:val="24"/>
+          <w:lang w:val="en-IN" w:eastAsia="en-IN" w:bidi="te-IN"/>
+        </w:rPr>
+        <w:t>cout</w:t>
+      </w:r>
+      <w:proofErr w:type="spellEnd"/>
+      <w:r>
+        <w:rPr>
+          <w:rFonts w:ascii="Times New Roman" w:eastAsia="Times New Roman" w:hAnsi="Times New Roman" w:cs="Times New Roman"/>
+          <w:sz w:val="24"/>
+          <w:szCs w:val="24"/>
+          <w:lang w:val="en-IN" w:eastAsia="en-IN" w:bidi="te-IN"/>
+        </w:rPr>
+        <w:t xml:space="preserve"> &lt;&lt; "Linear Search: Element not found" &lt;&lt; </w:t>
+      </w:r>
+      <w:proofErr w:type="spellStart"/>
+      <w:r>
+        <w:rPr>
+          <w:rFonts w:ascii="Times New Roman" w:eastAsia="Times New Roman" w:hAnsi="Times New Roman" w:cs="Times New Roman"/>
+          <w:sz w:val="24"/>
+          <w:szCs w:val="24"/>
+          <w:lang w:val="en-IN" w:eastAsia="en-IN" w:bidi="te-IN"/>
+        </w:rPr>
+        <w:t>endl</w:t>
+      </w:r>
+      <w:proofErr w:type="spellEnd"/>
+      <w:r>
+        <w:rPr>
+          <w:rFonts w:ascii="Times New Roman" w:eastAsia="Times New Roman" w:hAnsi="Times New Roman" w:cs="Times New Roman"/>
+          <w:sz w:val="24"/>
+          <w:szCs w:val="24"/>
+          <w:lang w:val="en-IN" w:eastAsia="en-IN" w:bidi="te-IN"/>
+        </w:rPr>
+        <w:t>;</w:t>
       </w:r>
     </w:p>
     <w:p>
@@ -1957,30 +2657,90 @@
           <w:szCs w:val="24"/>
           <w:lang w:val="en-IN" w:eastAsia="en-IN" w:bidi="te-IN"/>
         </w:rPr>
-        <w:t xml:space="preserve">    if (g != -1) {</w:t>
-      </w:r>
-    </w:p>
-    <w:p>
-      <w:pPr>
-        <w:widowControl/>
-        <w:autoSpaceDE/>
-        <w:autoSpaceDN/>
-        <w:jc w:val="both"/>
-        <w:rPr>
-          <w:rFonts w:ascii="Times New Roman" w:eastAsia="Times New Roman" w:hAnsi="Times New Roman" w:cs="Times New Roman"/>
-          <w:sz w:val="24"/>
-          <w:szCs w:val="24"/>
-          <w:lang w:val="en-IN" w:eastAsia="en-IN" w:bidi="te-IN"/>
-        </w:rPr>
-      </w:pPr>
-      <w:r>
-        <w:rPr>
-          <w:rFonts w:ascii="Times New Roman" w:eastAsia="Times New Roman" w:hAnsi="Times New Roman" w:cs="Times New Roman"/>
-          <w:sz w:val="24"/>
-          <w:szCs w:val="24"/>
-          <w:lang w:val="en-IN" w:eastAsia="en-IN" w:bidi="te-IN"/>
-        </w:rPr>
-        <w:t xml:space="preserve">        cout &lt;&lt; "Binary Search: Element found at index " &lt;&lt; g &lt;&lt; endl;</w:t>
+        <w:t xml:space="preserve">    if (</w:t>
+      </w:r>
+      <w:proofErr w:type="gramStart"/>
+      <w:r>
+        <w:rPr>
+          <w:rFonts w:ascii="Times New Roman" w:eastAsia="Times New Roman" w:hAnsi="Times New Roman" w:cs="Times New Roman"/>
+          <w:sz w:val="24"/>
+          <w:szCs w:val="24"/>
+          <w:lang w:val="en-IN" w:eastAsia="en-IN" w:bidi="te-IN"/>
+        </w:rPr>
+        <w:t>g !</w:t>
+      </w:r>
+      <w:proofErr w:type="gramEnd"/>
+      <w:r>
+        <w:rPr>
+          <w:rFonts w:ascii="Times New Roman" w:eastAsia="Times New Roman" w:hAnsi="Times New Roman" w:cs="Times New Roman"/>
+          <w:sz w:val="24"/>
+          <w:szCs w:val="24"/>
+          <w:lang w:val="en-IN" w:eastAsia="en-IN" w:bidi="te-IN"/>
+        </w:rPr>
+        <w:t>= -1) {</w:t>
+      </w:r>
+    </w:p>
+    <w:p>
+      <w:pPr>
+        <w:widowControl/>
+        <w:autoSpaceDE/>
+        <w:autoSpaceDN/>
+        <w:jc w:val="both"/>
+        <w:rPr>
+          <w:rFonts w:ascii="Times New Roman" w:eastAsia="Times New Roman" w:hAnsi="Times New Roman" w:cs="Times New Roman"/>
+          <w:sz w:val="24"/>
+          <w:szCs w:val="24"/>
+          <w:lang w:val="en-IN" w:eastAsia="en-IN" w:bidi="te-IN"/>
+        </w:rPr>
+      </w:pPr>
+      <w:r>
+        <w:rPr>
+          <w:rFonts w:ascii="Times New Roman" w:eastAsia="Times New Roman" w:hAnsi="Times New Roman" w:cs="Times New Roman"/>
+          <w:sz w:val="24"/>
+          <w:szCs w:val="24"/>
+          <w:lang w:val="en-IN" w:eastAsia="en-IN" w:bidi="te-IN"/>
+        </w:rPr>
+        <w:t xml:space="preserve">        </w:t>
+      </w:r>
+      <w:proofErr w:type="spellStart"/>
+      <w:r>
+        <w:rPr>
+          <w:rFonts w:ascii="Times New Roman" w:eastAsia="Times New Roman" w:hAnsi="Times New Roman" w:cs="Times New Roman"/>
+          <w:sz w:val="24"/>
+          <w:szCs w:val="24"/>
+          <w:lang w:val="en-IN" w:eastAsia="en-IN" w:bidi="te-IN"/>
+        </w:rPr>
+        <w:t>cout</w:t>
+      </w:r>
+      <w:proofErr w:type="spellEnd"/>
+      <w:r>
+        <w:rPr>
+          <w:rFonts w:ascii="Times New Roman" w:eastAsia="Times New Roman" w:hAnsi="Times New Roman" w:cs="Times New Roman"/>
+          <w:sz w:val="24"/>
+          <w:szCs w:val="24"/>
+          <w:lang w:val="en-IN" w:eastAsia="en-IN" w:bidi="te-IN"/>
+        </w:rPr>
+        <w:t xml:space="preserve"> &lt;&lt; "Binary Search: Element found at index " &lt;&lt; g &lt;&lt; </w:t>
+      </w:r>
+      <w:proofErr w:type="spellStart"/>
+      <w:r>
+        <w:rPr>
+          <w:rFonts w:ascii="Times New Roman" w:eastAsia="Times New Roman" w:hAnsi="Times New Roman" w:cs="Times New Roman"/>
+          <w:sz w:val="24"/>
+          <w:szCs w:val="24"/>
+          <w:lang w:val="en-IN" w:eastAsia="en-IN" w:bidi="te-IN"/>
+        </w:rPr>
+        <w:t>endl</w:t>
+      </w:r>
+      <w:proofErr w:type="spellEnd"/>
+      <w:r>
+        <w:rPr>
+          <w:rFonts w:ascii="Times New Roman" w:eastAsia="Times New Roman" w:hAnsi="Times New Roman" w:cs="Times New Roman"/>
+          <w:sz w:val="24"/>
+          <w:szCs w:val="24"/>
+          <w:lang w:val="en-IN" w:eastAsia="en-IN" w:bidi="te-IN"/>
+        </w:rPr>
+        <w:t>;</w:t>
       </w:r>
     </w:p>
     <w:p>
@@ -2049,7 +2809,47 @@
           <w:szCs w:val="24"/>
           <w:lang w:val="en-IN" w:eastAsia="en-IN" w:bidi="te-IN"/>
         </w:rPr>
-        <w:t xml:space="preserve">        cout &lt;&lt; "Binary Search: Element not found" &lt;&lt; endl;</w:t>
+        <w:t xml:space="preserve">        </w:t>
+      </w:r>
+      <w:proofErr w:type="spellStart"/>
+      <w:r>
+        <w:rPr>
+          <w:rFonts w:ascii="Times New Roman" w:eastAsia="Times New Roman" w:hAnsi="Times New Roman" w:cs="Times New Roman"/>
+          <w:sz w:val="24"/>
+          <w:szCs w:val="24"/>
+          <w:lang w:val="en-IN" w:eastAsia="en-IN" w:bidi="te-IN"/>
+        </w:rPr>
+        <w:t>cout</w:t>
+      </w:r>
+      <w:proofErr w:type="spellEnd"/>
+      <w:r>
+        <w:rPr>
+          <w:rFonts w:ascii="Times New Roman" w:eastAsia="Times New Roman" w:hAnsi="Times New Roman" w:cs="Times New Roman"/>
+          <w:sz w:val="24"/>
+          <w:szCs w:val="24"/>
+          <w:lang w:val="en-IN" w:eastAsia="en-IN" w:bidi="te-IN"/>
+        </w:rPr>
+        <w:t xml:space="preserve"> &lt;&lt; "Binary Search: Element not found" &lt;&lt; </w:t>
+      </w:r>
+      <w:proofErr w:type="spellStart"/>
+      <w:r>
+        <w:rPr>
+          <w:rFonts w:ascii="Times New Roman" w:eastAsia="Times New Roman" w:hAnsi="Times New Roman" w:cs="Times New Roman"/>
+          <w:sz w:val="24"/>
+          <w:szCs w:val="24"/>
+          <w:lang w:val="en-IN" w:eastAsia="en-IN" w:bidi="te-IN"/>
+        </w:rPr>
+        <w:t>endl</w:t>
+      </w:r>
+      <w:proofErr w:type="spellEnd"/>
+      <w:r>
+        <w:rPr>
+          <w:rFonts w:ascii="Times New Roman" w:eastAsia="Times New Roman" w:hAnsi="Times New Roman" w:cs="Times New Roman"/>
+          <w:sz w:val="24"/>
+          <w:szCs w:val="24"/>
+          <w:lang w:val="en-IN" w:eastAsia="en-IN" w:bidi="te-IN"/>
+        </w:rPr>
+        <w:t>;</w:t>
       </w:r>
     </w:p>
     <w:p>
@@ -2544,12 +3344,7 @@
           </wp:inline>
         </w:drawing>
       </w:r>
-    </w:p>
-    <w:p>
-      <w:pPr>
-        <w:widowControl/>
-        <w:autoSpaceDE/>
-        <w:autoSpaceDN/>
+      <w:r>
         <w:rPr>
           <w:rFonts w:ascii="Times New Roman" w:eastAsia="Times New Roman" w:hAnsi="Times New Roman" w:cs="Times New Roman"/>
           <w:b/>
@@ -2558,7 +3353,55 @@
           <w:szCs w:val="24"/>
           <w:lang w:val="en-IN" w:eastAsia="en-IN" w:bidi="te-IN"/>
         </w:rPr>
-      </w:pPr>
+        <w:drawing>
+          <wp:inline distT="0" distB="0" distL="0" distR="0" wp14:anchorId="43E20902" wp14:editId="51C99F62">
+            <wp:extent cx="2971800" cy="3962300"/>
+            <wp:effectExtent l="0" t="0" r="0" b="635"/>
+            <wp:docPr id="1105769424" name="Picture 3"/>
+            <wp:cNvGraphicFramePr>
+              <a:graphicFrameLocks xmlns:a="http://schemas.openxmlformats.org/drawingml/2006/main" noChangeAspect="1"/>
+            </wp:cNvGraphicFramePr>
+            <a:graphic xmlns:a="http://schemas.openxmlformats.org/drawingml/2006/main">
+              <a:graphicData uri="http://schemas.openxmlformats.org/drawingml/2006/picture">
+                <pic:pic xmlns:pic="http://schemas.openxmlformats.org/drawingml/2006/picture">
+                  <pic:nvPicPr>
+                    <pic:cNvPr id="0" name="Picture 6"/>
+                    <pic:cNvPicPr>
+                      <a:picLocks noChangeAspect="1" noChangeArrowheads="1"/>
+                    </pic:cNvPicPr>
+                  </pic:nvPicPr>
+                  <pic:blipFill>
+                    <a:blip r:embed="rId11" cstate="print">
+                      <a:extLst>
+                        <a:ext uri="{28A0092B-C50C-407E-A947-70E740481C1C}">
+                          <a14:useLocalDpi xmlns:a14="http://schemas.microsoft.com/office/drawing/2010/main" val="0"/>
+                        </a:ext>
+                      </a:extLst>
+                    </a:blip>
+                    <a:srcRect/>
+                    <a:stretch>
+                      <a:fillRect/>
+                    </a:stretch>
+                  </pic:blipFill>
+                  <pic:spPr bwMode="auto">
+                    <a:xfrm>
+                      <a:off x="0" y="0"/>
+                      <a:ext cx="2994230" cy="3992206"/>
+                    </a:xfrm>
+                    <a:prstGeom prst="rect">
+                      <a:avLst/>
+                    </a:prstGeom>
+                    <a:noFill/>
+                    <a:ln>
+                      <a:noFill/>
+                    </a:ln>
+                  </pic:spPr>
+                </pic:pic>
+              </a:graphicData>
+            </a:graphic>
+          </wp:inline>
+        </w:drawing>
+      </w:r>
     </w:p>
     <w:p>
       <w:pPr>
@@ -2574,7 +3417,12 @@
           <w:lang w:val="en-IN" w:eastAsia="en-IN" w:bidi="te-IN"/>
         </w:rPr>
       </w:pPr>
-      <w:r>
+    </w:p>
+    <w:p>
+      <w:pPr>
+        <w:widowControl/>
+        <w:autoSpaceDE/>
+        <w:autoSpaceDN/>
         <w:rPr>
           <w:rFonts w:ascii="Times New Roman" w:eastAsia="Times New Roman" w:hAnsi="Times New Roman" w:cs="Times New Roman"/>
           <w:b/>
@@ -2583,8 +3431,7 @@
           <w:szCs w:val="24"/>
           <w:lang w:val="en-IN" w:eastAsia="en-IN" w:bidi="te-IN"/>
         </w:rPr>
-        <w:t>Conclusion:</w:t>
-      </w:r>
+      </w:pPr>
     </w:p>
     <w:p>
       <w:pPr>
@@ -2600,6 +3447,32 @@
           <w:lang w:val="en-IN" w:eastAsia="en-IN" w:bidi="te-IN"/>
         </w:rPr>
       </w:pPr>
+      <w:r>
+        <w:rPr>
+          <w:rFonts w:ascii="Times New Roman" w:eastAsia="Times New Roman" w:hAnsi="Times New Roman" w:cs="Times New Roman"/>
+          <w:b/>
+          <w:bCs/>
+          <w:sz w:val="24"/>
+          <w:szCs w:val="24"/>
+          <w:lang w:val="en-IN" w:eastAsia="en-IN" w:bidi="te-IN"/>
+        </w:rPr>
+        <w:t>Conclusion:</w:t>
+      </w:r>
+    </w:p>
+    <w:p>
+      <w:pPr>
+        <w:widowControl/>
+        <w:autoSpaceDE/>
+        <w:autoSpaceDN/>
+        <w:rPr>
+          <w:rFonts w:ascii="Times New Roman" w:eastAsia="Times New Roman" w:hAnsi="Times New Roman" w:cs="Times New Roman"/>
+          <w:b/>
+          <w:bCs/>
+          <w:sz w:val="24"/>
+          <w:szCs w:val="24"/>
+          <w:lang w:val="en-IN" w:eastAsia="en-IN" w:bidi="te-IN"/>
+        </w:rPr>
+      </w:pPr>
     </w:p>
     <w:p>
       <w:pPr>
@@ -2691,8 +3564,8 @@
       </w:r>
     </w:p>
     <w:sectPr>
-      <w:headerReference w:type="default" r:id="rId11"/>
-      <w:footerReference w:type="default" r:id="rId12"/>
+      <w:headerReference w:type="default" r:id="rId12"/>
+      <w:footerReference w:type="default" r:id="rId13"/>
       <w:pgSz w:w="11906" w:h="16838"/>
       <w:pgMar w:top="1440" w:right="991" w:bottom="1440" w:left="1134" w:header="708" w:footer="708" w:gutter="0"/>
       <w:pgBorders w:offsetFrom="page">
@@ -2849,8 +3722,18 @@
         <w:b/>
         <w:bCs/>
       </w:rPr>
-      <w:t xml:space="preserve"> Maddula</w:t>
+      <w:t xml:space="preserve"> </w:t>
     </w:r>
+    <w:proofErr w:type="spellStart"/>
+    <w:r>
+      <w:rPr>
+        <w:rFonts w:asciiTheme="minorHAnsi" w:hAnsiTheme="minorHAnsi" w:cstheme="minorHAnsi"/>
+        <w:b/>
+        <w:bCs/>
+      </w:rPr>
+      <w:t>Maddula</w:t>
+    </w:r>
+    <w:proofErr w:type="spellEnd"/>
     <w:r>
       <w:rPr>
         <w:rFonts w:asciiTheme="minorHAnsi" w:hAnsiTheme="minorHAnsi" w:cstheme="minorHAnsi"/>
@@ -4236,7 +5119,6 @@
   <w:style w:type="character" w:default="1" w:styleId="DefaultParagraphFont">
     <w:name w:val="Default Paragraph Font"/>
     <w:uiPriority w:val="1"/>
-    <w:semiHidden/>
     <w:unhideWhenUsed/>
   </w:style>
   <w:style w:type="table" w:default="1" w:styleId="TableNormal">
